--- a/data/niveles/Reportes/Archivo/Reporte_Niveles_Hidrometricos_2026-10-08_1800.docx
+++ b/data/niveles/Reportes/Archivo/Reporte_Niveles_Hidrometricos_2026-10-08_1800.docx
@@ -1519,7 +1519,7 @@
                 <w:b w:val="0"/>
                 <w:sz w:val="13"/>
               </w:rPr>
-              <w:t>s/d</w:t>
+              <w:t>0.00</w:t>
             </w:r>
           </w:p>
         </w:tc>
@@ -1534,7 +1534,7 @@
                 <w:b w:val="0"/>
                 <w:sz w:val="13"/>
               </w:rPr>
-              <w:t>s/d</w:t>
+              <w:t>+2.29</w:t>
             </w:r>
           </w:p>
         </w:tc>
@@ -1671,7 +1671,7 @@
                 <w:b w:val="0"/>
                 <w:sz w:val="13"/>
               </w:rPr>
-              <w:t>s/d</w:t>
+              <w:t>0.00</w:t>
             </w:r>
           </w:p>
         </w:tc>
@@ -1686,7 +1686,7 @@
                 <w:b w:val="0"/>
                 <w:sz w:val="13"/>
               </w:rPr>
-              <w:t>s/d</w:t>
+              <w:t>+2.19</w:t>
             </w:r>
           </w:p>
         </w:tc>
@@ -3055,7 +3055,7 @@
                 <w:b w:val="0"/>
                 <w:sz w:val="14"/>
               </w:rPr>
-              <w:t>s/d</w:t>
+              <w:t>+0.21</w:t>
             </w:r>
           </w:p>
         </w:tc>
@@ -3070,7 +3070,7 @@
                 <w:b w:val="0"/>
                 <w:sz w:val="14"/>
               </w:rPr>
-              <w:t>s/d</w:t>
+              <w:t>+1.18</w:t>
             </w:r>
           </w:p>
         </w:tc>
@@ -3085,7 +3085,7 @@
                 <w:b w:val="0"/>
                 <w:sz w:val="14"/>
               </w:rPr>
-              <w:t>+1.23</w:t>
+              <w:t>+1.22</w:t>
             </w:r>
           </w:p>
         </w:tc>
@@ -3177,7 +3177,7 @@
                 <w:b w:val="0"/>
                 <w:sz w:val="14"/>
               </w:rPr>
-              <w:t>s/d</w:t>
+              <w:t>+0.02</w:t>
             </w:r>
           </w:p>
         </w:tc>
@@ -3192,7 +3192,7 @@
                 <w:b w:val="0"/>
                 <w:sz w:val="14"/>
               </w:rPr>
-              <w:t>s/d</w:t>
+              <w:t>+0.10</w:t>
             </w:r>
           </w:p>
         </w:tc>
@@ -3207,7 +3207,7 @@
                 <w:b w:val="0"/>
                 <w:sz w:val="14"/>
               </w:rPr>
-              <w:t>+0.01</w:t>
+              <w:t>-0.05</w:t>
             </w:r>
           </w:p>
         </w:tc>
@@ -3740,7 +3740,7 @@
                 <w:b w:val="0"/>
                 <w:sz w:val="14"/>
               </w:rPr>
-              <w:t>None</w:t>
+              <w:t>2026-10-08T06:00:00-06:00</w:t>
             </w:r>
           </w:p>
         </w:tc>
@@ -3755,7 +3755,7 @@
                 <w:b w:val="0"/>
                 <w:sz w:val="14"/>
               </w:rPr>
-              <w:t>sin_dato</w:t>
+              <w:t>observado</w:t>
             </w:r>
           </w:p>
         </w:tc>
@@ -3862,7 +3862,7 @@
                 <w:b w:val="0"/>
                 <w:sz w:val="14"/>
               </w:rPr>
-              <w:t>None</w:t>
+              <w:t>2026-10-08T06:00:00-06:00</w:t>
             </w:r>
           </w:p>
         </w:tc>
@@ -3877,7 +3877,7 @@
                 <w:b w:val="0"/>
                 <w:sz w:val="14"/>
               </w:rPr>
-              <w:t>sin_dato</w:t>
+              <w:t>observado</w:t>
             </w:r>
           </w:p>
         </w:tc>

--- a/data/niveles/Reportes/Archivo/Reporte_Niveles_Hidrometricos_2026-10-08_1800.docx
+++ b/data/niveles/Reportes/Archivo/Reporte_Niveles_Hidrometricos_2026-10-08_1800.docx
@@ -1519,7 +1519,7 @@
                 <w:b w:val="0"/>
                 <w:sz w:val="13"/>
               </w:rPr>
-              <w:t>0.00</w:t>
+              <w:t>s/d</w:t>
             </w:r>
           </w:p>
         </w:tc>
@@ -1534,7 +1534,7 @@
                 <w:b w:val="0"/>
                 <w:sz w:val="13"/>
               </w:rPr>
-              <w:t>+2.29</w:t>
+              <w:t>s/d</w:t>
             </w:r>
           </w:p>
         </w:tc>
@@ -1671,7 +1671,7 @@
                 <w:b w:val="0"/>
                 <w:sz w:val="13"/>
               </w:rPr>
-              <w:t>0.00</w:t>
+              <w:t>s/d</w:t>
             </w:r>
           </w:p>
         </w:tc>
@@ -1686,7 +1686,7 @@
                 <w:b w:val="0"/>
                 <w:sz w:val="13"/>
               </w:rPr>
-              <w:t>+2.19</w:t>
+              <w:t>s/d</w:t>
             </w:r>
           </w:p>
         </w:tc>
@@ -3055,7 +3055,7 @@
                 <w:b w:val="0"/>
                 <w:sz w:val="14"/>
               </w:rPr>
-              <w:t>+0.21</w:t>
+              <w:t>s/d</w:t>
             </w:r>
           </w:p>
         </w:tc>
@@ -3070,7 +3070,7 @@
                 <w:b w:val="0"/>
                 <w:sz w:val="14"/>
               </w:rPr>
-              <w:t>+1.18</w:t>
+              <w:t>s/d</w:t>
             </w:r>
           </w:p>
         </w:tc>
@@ -3085,7 +3085,7 @@
                 <w:b w:val="0"/>
                 <w:sz w:val="14"/>
               </w:rPr>
-              <w:t>+1.22</w:t>
+              <w:t>+1.23</w:t>
             </w:r>
           </w:p>
         </w:tc>
@@ -3177,7 +3177,7 @@
                 <w:b w:val="0"/>
                 <w:sz w:val="14"/>
               </w:rPr>
-              <w:t>+0.02</w:t>
+              <w:t>s/d</w:t>
             </w:r>
           </w:p>
         </w:tc>
@@ -3192,7 +3192,7 @@
                 <w:b w:val="0"/>
                 <w:sz w:val="14"/>
               </w:rPr>
-              <w:t>+0.10</w:t>
+              <w:t>s/d</w:t>
             </w:r>
           </w:p>
         </w:tc>
@@ -3207,7 +3207,7 @@
                 <w:b w:val="0"/>
                 <w:sz w:val="14"/>
               </w:rPr>
-              <w:t>-0.05</w:t>
+              <w:t>+0.01</w:t>
             </w:r>
           </w:p>
         </w:tc>
@@ -3740,7 +3740,7 @@
                 <w:b w:val="0"/>
                 <w:sz w:val="14"/>
               </w:rPr>
-              <w:t>2026-10-08T06:00:00-06:00</w:t>
+              <w:t>None</w:t>
             </w:r>
           </w:p>
         </w:tc>
@@ -3755,7 +3755,7 @@
                 <w:b w:val="0"/>
                 <w:sz w:val="14"/>
               </w:rPr>
-              <w:t>observado</w:t>
+              <w:t>sin_dato</w:t>
             </w:r>
           </w:p>
         </w:tc>
@@ -3862,7 +3862,7 @@
                 <w:b w:val="0"/>
                 <w:sz w:val="14"/>
               </w:rPr>
-              <w:t>2026-10-08T06:00:00-06:00</w:t>
+              <w:t>None</w:t>
             </w:r>
           </w:p>
         </w:tc>
@@ -3877,7 +3877,7 @@
                 <w:b w:val="0"/>
                 <w:sz w:val="14"/>
               </w:rPr>
-              <w:t>observado</w:t>
+              <w:t>sin_dato</w:t>
             </w:r>
           </w:p>
         </w:tc>
